--- a/docs/FR_Liaison_Assignments_April_2026.docx
+++ b/docs/FR_Liaison_Assignments_April_2026.docx
@@ -56,6 +56,7 @@
     <w:p>
       <w:pPr>
         <w:pStyle w:val="Heading1"/>
+        <w:keepNext/>
         <w:pBdr>
           <w:bottom w:val="single" w:color="CCCCCC" w:sz="4" w:space="4"/>
         </w:pBdr>
@@ -90,6 +91,7 @@
     <w:p>
       <w:pPr>
         <w:pStyle w:val="Heading1"/>
+        <w:keepNext/>
         <w:pBdr>
           <w:bottom w:val="single" w:color="CCCCCC" w:sz="4" w:space="4"/>
         </w:pBdr>
@@ -224,6 +226,7 @@
     <w:p>
       <w:pPr>
         <w:pStyle w:val="Heading1"/>
+        <w:keepNext/>
         <w:pBdr>
           <w:bottom w:val="single" w:color="CCCCCC" w:sz="4" w:space="4"/>
         </w:pBdr>
@@ -433,6 +436,7 @@
     <w:p>
       <w:pPr>
         <w:pStyle w:val="Heading1"/>
+        <w:keepNext/>
         <w:pBdr>
           <w:bottom w:val="single" w:color="CCCCCC" w:sz="4" w:space="4"/>
         </w:pBdr>
@@ -469,7 +473,7 @@
       </w:tblGrid>
       <w:tr>
         <w:trPr>
-          <w:tblHeader/>
+          <w:cantSplit/>
         </w:trPr>
         <w:tc>
           <w:tcPr>
@@ -506,7 +510,7 @@
       </w:tr>
       <w:tr>
         <w:trPr>
-          <w:tblHeader/>
+          <w:cantSplit/>
         </w:trPr>
         <w:tc>
           <w:tcPr>
@@ -1189,7 +1193,7 @@
       </w:tr>
       <w:tr>
         <w:trPr>
-          <w:tblHeader/>
+          <w:cantSplit/>
         </w:trPr>
         <w:tc>
           <w:tcPr>
@@ -1226,7 +1230,7 @@
       </w:tr>
       <w:tr>
         <w:trPr>
-          <w:tblHeader/>
+          <w:cantSplit/>
         </w:trPr>
         <w:tc>
           <w:tcPr>
@@ -2334,7 +2338,7 @@
       </w:tr>
       <w:tr>
         <w:trPr>
-          <w:tblHeader/>
+          <w:cantSplit/>
         </w:trPr>
         <w:tc>
           <w:tcPr>
@@ -2371,7 +2375,7 @@
       </w:tr>
       <w:tr>
         <w:trPr>
-          <w:tblHeader/>
+          <w:cantSplit/>
         </w:trPr>
         <w:tc>
           <w:tcPr>
@@ -3224,7 +3228,7 @@
       </w:tr>
       <w:tr>
         <w:trPr>
-          <w:tblHeader/>
+          <w:cantSplit/>
         </w:trPr>
         <w:tc>
           <w:tcPr>
@@ -3277,7 +3281,7 @@
       </w:tr>
       <w:tr>
         <w:trPr>
-          <w:tblHeader/>
+          <w:cantSplit/>
         </w:trPr>
         <w:tc>
           <w:tcPr>

--- a/docs/FR_Liaison_Assignments_April_2026.docx
+++ b/docs/FR_Liaison_Assignments_April_2026.docx
@@ -1481,7 +1481,7 @@
                 <w:sz w:val="20"/>
                 <w:szCs w:val="20"/>
               </w:rPr>
-              <w:t xml:space="preserve">Karsh Institute for Democracy (includes Weldon Cooper Center)</w:t>
+              <w:t xml:space="preserve">Karsh Institute for Democracy</w:t>
             </w:r>
           </w:p>
         </w:tc>
@@ -3618,6 +3618,91 @@
                 <w:szCs w:val="20"/>
               </w:rPr>
               <w:t xml:space="preserve">Global</w:t>
+            </w:r>
+          </w:p>
+        </w:tc>
+      </w:tr>
+      <w:tr>
+        <w:tc>
+          <w:tcPr>
+            <w:tcW w:type="dxa" w:w="810"/>
+            <w:tcBorders>
+              <w:top w:val="single" w:color="D9DCE3" w:sz="2"/>
+              <w:left w:val="single" w:color="D9DCE3" w:sz="2"/>
+              <w:bottom w:val="single" w:color="D9DCE3" w:sz="2"/>
+              <w:right w:val="single" w:color="D9DCE3" w:sz="2"/>
+            </w:tcBorders>
+            <w:shd w:fill="F4F5F7" w:color="auto" w:val="clear"/>
+            <w:tcMar>
+              <w:top w:type="dxa" w:w="90"/>
+              <w:left w:type="dxa" w:w="60"/>
+              <w:bottom w:type="dxa" w:w="90"/>
+              <w:right w:type="dxa" w:w="60"/>
+            </w:tcMar>
+          </w:tcPr>
+          <w:p/>
+        </w:tc>
+        <w:tc>
+          <w:tcPr>
+            <w:tcW w:type="dxa" w:w="1680"/>
+            <w:tcBorders>
+              <w:top w:val="single" w:color="D9DCE3" w:sz="2"/>
+              <w:left w:val="single" w:color="D9DCE3" w:sz="2"/>
+              <w:bottom w:val="single" w:color="D9DCE3" w:sz="2"/>
+              <w:right w:val="single" w:color="D9DCE3" w:sz="2"/>
+            </w:tcBorders>
+            <w:shd w:fill="F4F5F7" w:color="auto" w:val="clear"/>
+            <w:tcMar>
+              <w:top w:type="dxa" w:w="90"/>
+              <w:left w:type="dxa" w:w="130"/>
+              <w:bottom w:type="dxa" w:w="90"/>
+              <w:right w:type="dxa" w:w="130"/>
+            </w:tcMar>
+            <w:vAlign w:val="center"/>
+          </w:tcPr>
+          <w:p>
+            <w:r>
+              <w:rPr>
+                <w:rFonts w:ascii="Calibri" w:cs="Calibri" w:eastAsia="Calibri" w:hAnsi="Calibri"/>
+                <w:b/>
+                <w:bCs/>
+                <w:color w:val="1A1A1A"/>
+                <w:sz w:val="20"/>
+                <w:szCs w:val="20"/>
+              </w:rPr>
+              <w:t xml:space="preserve">Provost</w:t>
+            </w:r>
+          </w:p>
+        </w:tc>
+        <w:tc>
+          <w:tcPr>
+            <w:tcW w:type="dxa" w:w="7750"/>
+            <w:tcBorders>
+              <w:top w:val="single" w:color="D9DCE3" w:sz="2"/>
+              <w:left w:val="single" w:color="D9DCE3" w:sz="2"/>
+              <w:bottom w:val="single" w:color="D9DCE3" w:sz="2"/>
+              <w:right w:val="single" w:color="D9DCE3" w:sz="2"/>
+            </w:tcBorders>
+            <w:shd w:fill="F4F5F7" w:color="auto" w:val="clear"/>
+            <w:tcMar>
+              <w:top w:type="dxa" w:w="90"/>
+              <w:left w:type="dxa" w:w="130"/>
+              <w:bottom w:type="dxa" w:w="90"/>
+              <w:right w:type="dxa" w:w="130"/>
+            </w:tcMar>
+            <w:vAlign w:val="center"/>
+          </w:tcPr>
+          <w:p>
+            <w:r>
+              <w:rPr>
+                <w:rFonts w:ascii="Calibri" w:cs="Calibri" w:eastAsia="Calibri" w:hAnsi="Calibri"/>
+                <w:b w:val="false"/>
+                <w:bCs w:val="false"/>
+                <w:color w:val="1A1A1A"/>
+                <w:sz w:val="20"/>
+                <w:szCs w:val="20"/>
+              </w:rPr>
+              <w:t xml:space="preserve">Weldon Cooper Center</w:t>
             </w:r>
           </w:p>
         </w:tc>
